--- a/projects/TRD-EHR/paper1-trd-prediction/parts/supplement/22-s8-training-and-test-characteristics.docx
+++ b/projects/TRD-EHR/paper1-trd-prediction/parts/supplement/22-s8-training-and-test-characteristics.docx
@@ -38,12 +38,21 @@
     <w:tbl>
       <w:tblPr>
         <w:tblStyle w:val="Table"/>
-        <w:tblW w:type="pct" w:w="0.0"/>
+        <w:tblW w:type="auto" w:w="0"/>
         <w:tblLook w:firstRow="1" w:lastRow="0" w:firstColumn="0" w:lastColumn="0" w:noHBand="0" w:noVBand="0" w:val="0020"/>
       </w:tblPr>
-      <w:tblGrid/>
-      <w:tr>
-        <w:tc>
+      <w:tblGrid>
+        <w:gridCol w:w="1980"/>
+        <w:gridCol w:w="1980"/>
+        <w:gridCol w:w="1980"/>
+        <w:gridCol w:w="1980"/>
+      </w:tblGrid>
+      <w:tr>
+        <w:trPr>
+          <w:tblHeader w:val="on"/>
+        </w:trPr>
+        <w:tc>
+          <w:tcPr/>
           <w:p>
             <w:pPr>
               <w:pStyle w:val="Compact"/>
@@ -51,14 +60,15 @@
             </w:pPr>
             <w:r>
               <w:rPr>
+                <w:b/>
                 <w:bCs/>
-                <w:b/>
               </w:rPr>
               <w:t xml:space="preserve">Characteristic</w:t>
             </w:r>
           </w:p>
         </w:tc>
         <w:tc>
+          <w:tcPr/>
           <w:p>
             <w:pPr>
               <w:pStyle w:val="Compact"/>
@@ -66,14 +76,15 @@
             </w:pPr>
             <w:r>
               <w:rPr>
+                <w:b/>
                 <w:bCs/>
-                <w:b/>
               </w:rPr>
               <w:t xml:space="preserve">Training</w:t>
             </w:r>
           </w:p>
         </w:tc>
         <w:tc>
+          <w:tcPr/>
           <w:p>
             <w:pPr>
               <w:pStyle w:val="Compact"/>
@@ -81,14 +92,15 @@
             </w:pPr>
             <w:r>
               <w:rPr>
+                <w:b/>
                 <w:bCs/>
-                <w:b/>
               </w:rPr>
               <w:t xml:space="preserve">Held-out</w:t>
             </w:r>
           </w:p>
         </w:tc>
         <w:tc>
+          <w:tcPr/>
           <w:p>
             <w:pPr>
               <w:pStyle w:val="Compact"/>
@@ -96,8 +108,8 @@
             </w:pPr>
             <w:r>
               <w:rPr>
+                <w:b/>
                 <w:bCs/>
-                <w:b/>
               </w:rPr>
               <w:t xml:space="preserve">SMD</w:t>
             </w:r>
@@ -106,6 +118,7 @@
       </w:tr>
       <w:tr>
         <w:tc>
+          <w:tcPr/>
           <w:p>
             <w:pPr>
               <w:pStyle w:val="Compact"/>
@@ -117,17 +130,33 @@
           </w:p>
         </w:tc>
         <w:tc>
-          <w:p/>
-        </w:tc>
-        <w:tc>
-          <w:p/>
-        </w:tc>
-        <w:tc>
-          <w:p/>
-        </w:tc>
-      </w:tr>
-      <w:tr>
-        <w:tc>
+          <w:tcPr/>
+          <w:p>
+            <w:pPr>
+              <w:pStyle w:val="Compact"/>
+            </w:pPr>
+          </w:p>
+        </w:tc>
+        <w:tc>
+          <w:tcPr/>
+          <w:p>
+            <w:pPr>
+              <w:pStyle w:val="Compact"/>
+            </w:pPr>
+          </w:p>
+        </w:tc>
+        <w:tc>
+          <w:tcPr/>
+          <w:p>
+            <w:pPr>
+              <w:pStyle w:val="Compact"/>
+            </w:pPr>
+          </w:p>
+        </w:tc>
+      </w:tr>
+      <w:tr>
+        <w:tc>
+          <w:tcPr/>
           <w:p>
             <w:pPr>
               <w:pStyle w:val="Compact"/>
@@ -139,6 +168,7 @@
           </w:p>
         </w:tc>
         <w:tc>
+          <w:tcPr/>
           <w:p>
             <w:pPr>
               <w:pStyle w:val="Compact"/>
@@ -150,6 +180,7 @@
           </w:p>
         </w:tc>
         <w:tc>
+          <w:tcPr/>
           <w:p>
             <w:pPr>
               <w:pStyle w:val="Compact"/>
@@ -161,6 +192,7 @@
           </w:p>
         </w:tc>
         <w:tc>
+          <w:tcPr/>
           <w:p>
             <w:pPr>
               <w:pStyle w:val="Compact"/>
@@ -174,6 +206,7 @@
       </w:tr>
       <w:tr>
         <w:tc>
+          <w:tcPr/>
           <w:p>
             <w:pPr>
               <w:pStyle w:val="Compact"/>
@@ -185,6 +218,7 @@
           </w:p>
         </w:tc>
         <w:tc>
+          <w:tcPr/>
           <w:p>
             <w:pPr>
               <w:pStyle w:val="Compact"/>
@@ -196,6 +230,7 @@
           </w:p>
         </w:tc>
         <w:tc>
+          <w:tcPr/>
           <w:p>
             <w:pPr>
               <w:pStyle w:val="Compact"/>
@@ -207,6 +242,7 @@
           </w:p>
         </w:tc>
         <w:tc>
+          <w:tcPr/>
           <w:p>
             <w:pPr>
               <w:pStyle w:val="Compact"/>
@@ -220,6 +256,7 @@
       </w:tr>
       <w:tr>
         <w:tc>
+          <w:tcPr/>
           <w:p>
             <w:pPr>
               <w:pStyle w:val="Compact"/>
@@ -231,6 +268,7 @@
           </w:p>
         </w:tc>
         <w:tc>
+          <w:tcPr/>
           <w:p>
             <w:pPr>
               <w:pStyle w:val="Compact"/>
@@ -242,6 +280,7 @@
           </w:p>
         </w:tc>
         <w:tc>
+          <w:tcPr/>
           <w:p>
             <w:pPr>
               <w:pStyle w:val="Compact"/>
@@ -253,6 +292,7 @@
           </w:p>
         </w:tc>
         <w:tc>
+          <w:tcPr/>
           <w:p>
             <w:pPr>
               <w:pStyle w:val="Compact"/>
@@ -266,6 +306,7 @@
       </w:tr>
       <w:tr>
         <w:tc>
+          <w:tcPr/>
           <w:p>
             <w:pPr>
               <w:pStyle w:val="Compact"/>
@@ -277,6 +318,7 @@
           </w:p>
         </w:tc>
         <w:tc>
+          <w:tcPr/>
           <w:p>
             <w:pPr>
               <w:pStyle w:val="Compact"/>
@@ -288,6 +330,7 @@
           </w:p>
         </w:tc>
         <w:tc>
+          <w:tcPr/>
           <w:p>
             <w:pPr>
               <w:pStyle w:val="Compact"/>
@@ -299,6 +342,7 @@
           </w:p>
         </w:tc>
         <w:tc>
+          <w:tcPr/>
           <w:p>
             <w:pPr>
               <w:pStyle w:val="Compact"/>
@@ -312,6 +356,7 @@
       </w:tr>
       <w:tr>
         <w:tc>
+          <w:tcPr/>
           <w:p>
             <w:pPr>
               <w:pStyle w:val="Compact"/>
@@ -323,6 +368,7 @@
           </w:p>
         </w:tc>
         <w:tc>
+          <w:tcPr/>
           <w:p>
             <w:pPr>
               <w:pStyle w:val="Compact"/>
@@ -334,6 +380,7 @@
           </w:p>
         </w:tc>
         <w:tc>
+          <w:tcPr/>
           <w:p>
             <w:pPr>
               <w:pStyle w:val="Compact"/>
@@ -345,6 +392,7 @@
           </w:p>
         </w:tc>
         <w:tc>
+          <w:tcPr/>
           <w:p>
             <w:pPr>
               <w:pStyle w:val="Compact"/>
@@ -358,6 +406,7 @@
       </w:tr>
       <w:tr>
         <w:tc>
+          <w:tcPr/>
           <w:p>
             <w:pPr>
               <w:pStyle w:val="Compact"/>
@@ -369,6 +418,7 @@
           </w:p>
         </w:tc>
         <w:tc>
+          <w:tcPr/>
           <w:p>
             <w:pPr>
               <w:pStyle w:val="Compact"/>
@@ -380,6 +430,7 @@
           </w:p>
         </w:tc>
         <w:tc>
+          <w:tcPr/>
           <w:p>
             <w:pPr>
               <w:pStyle w:val="Compact"/>
@@ -391,6 +442,7 @@
           </w:p>
         </w:tc>
         <w:tc>
+          <w:tcPr/>
           <w:p>
             <w:pPr>
               <w:pStyle w:val="Compact"/>
@@ -404,6 +456,7 @@
       </w:tr>
       <w:tr>
         <w:tc>
+          <w:tcPr/>
           <w:p>
             <w:pPr>
               <w:pStyle w:val="Compact"/>
@@ -415,6 +468,7 @@
           </w:p>
         </w:tc>
         <w:tc>
+          <w:tcPr/>
           <w:p>
             <w:pPr>
               <w:pStyle w:val="Compact"/>
@@ -426,6 +480,7 @@
           </w:p>
         </w:tc>
         <w:tc>
+          <w:tcPr/>
           <w:p>
             <w:pPr>
               <w:pStyle w:val="Compact"/>
@@ -437,6 +492,7 @@
           </w:p>
         </w:tc>
         <w:tc>
+          <w:tcPr/>
           <w:p>
             <w:pPr>
               <w:pStyle w:val="Compact"/>
@@ -450,6 +506,7 @@
       </w:tr>
       <w:tr>
         <w:tc>
+          <w:tcPr/>
           <w:p>
             <w:pPr>
               <w:pStyle w:val="Compact"/>
@@ -461,6 +518,7 @@
           </w:p>
         </w:tc>
         <w:tc>
+          <w:tcPr/>
           <w:p>
             <w:pPr>
               <w:pStyle w:val="Compact"/>
@@ -472,6 +530,7 @@
           </w:p>
         </w:tc>
         <w:tc>
+          <w:tcPr/>
           <w:p>
             <w:pPr>
               <w:pStyle w:val="Compact"/>
@@ -483,6 +542,7 @@
           </w:p>
         </w:tc>
         <w:tc>
+          <w:tcPr/>
           <w:p>
             <w:pPr>
               <w:pStyle w:val="Compact"/>
@@ -496,6 +556,7 @@
       </w:tr>
       <w:tr>
         <w:tc>
+          <w:tcPr/>
           <w:p>
             <w:pPr>
               <w:pStyle w:val="Compact"/>
@@ -507,6 +568,7 @@
           </w:p>
         </w:tc>
         <w:tc>
+          <w:tcPr/>
           <w:p>
             <w:pPr>
               <w:pStyle w:val="Compact"/>
@@ -518,6 +580,7 @@
           </w:p>
         </w:tc>
         <w:tc>
+          <w:tcPr/>
           <w:p>
             <w:pPr>
               <w:pStyle w:val="Compact"/>
@@ -529,6 +592,7 @@
           </w:p>
         </w:tc>
         <w:tc>
+          <w:tcPr/>
           <w:p>
             <w:pPr>
               <w:pStyle w:val="Compact"/>
@@ -542,6 +606,7 @@
       </w:tr>
       <w:tr>
         <w:tc>
+          <w:tcPr/>
           <w:p>
             <w:pPr>
               <w:pStyle w:val="Compact"/>
@@ -553,6 +618,7 @@
           </w:p>
         </w:tc>
         <w:tc>
+          <w:tcPr/>
           <w:p>
             <w:pPr>
               <w:pStyle w:val="Compact"/>
@@ -564,6 +630,7 @@
           </w:p>
         </w:tc>
         <w:tc>
+          <w:tcPr/>
           <w:p>
             <w:pPr>
               <w:pStyle w:val="Compact"/>
@@ -575,6 +642,7 @@
           </w:p>
         </w:tc>
         <w:tc>
+          <w:tcPr/>
           <w:p>
             <w:pPr>
               <w:pStyle w:val="Compact"/>
@@ -588,6 +656,7 @@
       </w:tr>
       <w:tr>
         <w:tc>
+          <w:tcPr/>
           <w:p>
             <w:pPr>
               <w:pStyle w:val="Compact"/>
@@ -599,6 +668,7 @@
           </w:p>
         </w:tc>
         <w:tc>
+          <w:tcPr/>
           <w:p>
             <w:pPr>
               <w:pStyle w:val="Compact"/>
@@ -610,6 +680,7 @@
           </w:p>
         </w:tc>
         <w:tc>
+          <w:tcPr/>
           <w:p>
             <w:pPr>
               <w:pStyle w:val="Compact"/>
@@ -621,6 +692,7 @@
           </w:p>
         </w:tc>
         <w:tc>
+          <w:tcPr/>
           <w:p>
             <w:pPr>
               <w:pStyle w:val="Compact"/>
@@ -634,6 +706,7 @@
       </w:tr>
       <w:tr>
         <w:tc>
+          <w:tcPr/>
           <w:p>
             <w:pPr>
               <w:pStyle w:val="Compact"/>
@@ -645,17 +718,33 @@
           </w:p>
         </w:tc>
         <w:tc>
-          <w:p/>
-        </w:tc>
-        <w:tc>
-          <w:p/>
-        </w:tc>
-        <w:tc>
-          <w:p/>
-        </w:tc>
-      </w:tr>
-      <w:tr>
-        <w:tc>
+          <w:tcPr/>
+          <w:p>
+            <w:pPr>
+              <w:pStyle w:val="Compact"/>
+            </w:pPr>
+          </w:p>
+        </w:tc>
+        <w:tc>
+          <w:tcPr/>
+          <w:p>
+            <w:pPr>
+              <w:pStyle w:val="Compact"/>
+            </w:pPr>
+          </w:p>
+        </w:tc>
+        <w:tc>
+          <w:tcPr/>
+          <w:p>
+            <w:pPr>
+              <w:pStyle w:val="Compact"/>
+            </w:pPr>
+          </w:p>
+        </w:tc>
+      </w:tr>
+      <w:tr>
+        <w:tc>
+          <w:tcPr/>
           <w:p>
             <w:pPr>
               <w:pStyle w:val="Compact"/>
@@ -667,6 +756,7 @@
           </w:p>
         </w:tc>
         <w:tc>
+          <w:tcPr/>
           <w:p>
             <w:pPr>
               <w:pStyle w:val="Compact"/>
@@ -678,6 +768,7 @@
           </w:p>
         </w:tc>
         <w:tc>
+          <w:tcPr/>
           <w:p>
             <w:pPr>
               <w:pStyle w:val="Compact"/>
@@ -689,6 +780,7 @@
           </w:p>
         </w:tc>
         <w:tc>
+          <w:tcPr/>
           <w:p>
             <w:pPr>
               <w:pStyle w:val="Compact"/>
@@ -702,6 +794,7 @@
       </w:tr>
       <w:tr>
         <w:tc>
+          <w:tcPr/>
           <w:p>
             <w:pPr>
               <w:pStyle w:val="Compact"/>
@@ -713,6 +806,7 @@
           </w:p>
         </w:tc>
         <w:tc>
+          <w:tcPr/>
           <w:p>
             <w:pPr>
               <w:pStyle w:val="Compact"/>
@@ -724,6 +818,7 @@
           </w:p>
         </w:tc>
         <w:tc>
+          <w:tcPr/>
           <w:p>
             <w:pPr>
               <w:pStyle w:val="Compact"/>
@@ -735,6 +830,7 @@
           </w:p>
         </w:tc>
         <w:tc>
+          <w:tcPr/>
           <w:p>
             <w:pPr>
               <w:pStyle w:val="Compact"/>
@@ -748,6 +844,7 @@
       </w:tr>
       <w:tr>
         <w:tc>
+          <w:tcPr/>
           <w:p>
             <w:pPr>
               <w:pStyle w:val="Compact"/>
@@ -759,6 +856,7 @@
           </w:p>
         </w:tc>
         <w:tc>
+          <w:tcPr/>
           <w:p>
             <w:pPr>
               <w:pStyle w:val="Compact"/>
@@ -770,6 +868,7 @@
           </w:p>
         </w:tc>
         <w:tc>
+          <w:tcPr/>
           <w:p>
             <w:pPr>
               <w:pStyle w:val="Compact"/>
@@ -781,6 +880,7 @@
           </w:p>
         </w:tc>
         <w:tc>
+          <w:tcPr/>
           <w:p>
             <w:pPr>
               <w:pStyle w:val="Compact"/>
@@ -794,6 +894,7 @@
       </w:tr>
       <w:tr>
         <w:tc>
+          <w:tcPr/>
           <w:p>
             <w:pPr>
               <w:pStyle w:val="Compact"/>
@@ -805,17 +906,33 @@
           </w:p>
         </w:tc>
         <w:tc>
-          <w:p/>
-        </w:tc>
-        <w:tc>
-          <w:p/>
-        </w:tc>
-        <w:tc>
-          <w:p/>
-        </w:tc>
-      </w:tr>
-      <w:tr>
-        <w:tc>
+          <w:tcPr/>
+          <w:p>
+            <w:pPr>
+              <w:pStyle w:val="Compact"/>
+            </w:pPr>
+          </w:p>
+        </w:tc>
+        <w:tc>
+          <w:tcPr/>
+          <w:p>
+            <w:pPr>
+              <w:pStyle w:val="Compact"/>
+            </w:pPr>
+          </w:p>
+        </w:tc>
+        <w:tc>
+          <w:tcPr/>
+          <w:p>
+            <w:pPr>
+              <w:pStyle w:val="Compact"/>
+            </w:pPr>
+          </w:p>
+        </w:tc>
+      </w:tr>
+      <w:tr>
+        <w:tc>
+          <w:tcPr/>
           <w:p>
             <w:pPr>
               <w:pStyle w:val="Compact"/>
@@ -827,6 +944,7 @@
           </w:p>
         </w:tc>
         <w:tc>
+          <w:tcPr/>
           <w:p>
             <w:pPr>
               <w:pStyle w:val="Compact"/>
@@ -838,6 +956,7 @@
           </w:p>
         </w:tc>
         <w:tc>
+          <w:tcPr/>
           <w:p>
             <w:pPr>
               <w:pStyle w:val="Compact"/>
@@ -849,6 +968,7 @@
           </w:p>
         </w:tc>
         <w:tc>
+          <w:tcPr/>
           <w:p>
             <w:pPr>
               <w:pStyle w:val="Compact"/>
@@ -862,6 +982,7 @@
       </w:tr>
       <w:tr>
         <w:tc>
+          <w:tcPr/>
           <w:p>
             <w:pPr>
               <w:pStyle w:val="Compact"/>
@@ -873,6 +994,7 @@
           </w:p>
         </w:tc>
         <w:tc>
+          <w:tcPr/>
           <w:p>
             <w:pPr>
               <w:pStyle w:val="Compact"/>
@@ -884,6 +1006,7 @@
           </w:p>
         </w:tc>
         <w:tc>
+          <w:tcPr/>
           <w:p>
             <w:pPr>
               <w:pStyle w:val="Compact"/>
@@ -895,6 +1018,7 @@
           </w:p>
         </w:tc>
         <w:tc>
+          <w:tcPr/>
           <w:p>
             <w:pPr>
               <w:pStyle w:val="Compact"/>
@@ -908,6 +1032,7 @@
       </w:tr>
       <w:tr>
         <w:tc>
+          <w:tcPr/>
           <w:p>
             <w:pPr>
               <w:pStyle w:val="Compact"/>
@@ -919,6 +1044,7 @@
           </w:p>
         </w:tc>
         <w:tc>
+          <w:tcPr/>
           <w:p>
             <w:pPr>
               <w:pStyle w:val="Compact"/>
@@ -930,6 +1056,7 @@
           </w:p>
         </w:tc>
         <w:tc>
+          <w:tcPr/>
           <w:p>
             <w:pPr>
               <w:pStyle w:val="Compact"/>
@@ -941,6 +1068,7 @@
           </w:p>
         </w:tc>
         <w:tc>
+          <w:tcPr/>
           <w:p>
             <w:pPr>
               <w:pStyle w:val="Compact"/>
@@ -954,6 +1082,7 @@
       </w:tr>
       <w:tr>
         <w:tc>
+          <w:tcPr/>
           <w:p>
             <w:pPr>
               <w:pStyle w:val="Compact"/>
@@ -965,6 +1094,7 @@
           </w:p>
         </w:tc>
         <w:tc>
+          <w:tcPr/>
           <w:p>
             <w:pPr>
               <w:pStyle w:val="Compact"/>
@@ -976,6 +1106,7 @@
           </w:p>
         </w:tc>
         <w:tc>
+          <w:tcPr/>
           <w:p>
             <w:pPr>
               <w:pStyle w:val="Compact"/>
@@ -987,6 +1118,7 @@
           </w:p>
         </w:tc>
         <w:tc>
+          <w:tcPr/>
           <w:p>
             <w:pPr>
               <w:pStyle w:val="Compact"/>
@@ -1000,6 +1132,7 @@
       </w:tr>
       <w:tr>
         <w:tc>
+          <w:tcPr/>
           <w:p>
             <w:pPr>
               <w:pStyle w:val="Compact"/>
@@ -1011,6 +1144,7 @@
           </w:p>
         </w:tc>
         <w:tc>
+          <w:tcPr/>
           <w:p>
             <w:pPr>
               <w:pStyle w:val="Compact"/>
@@ -1022,6 +1156,7 @@
           </w:p>
         </w:tc>
         <w:tc>
+          <w:tcPr/>
           <w:p>
             <w:pPr>
               <w:pStyle w:val="Compact"/>
@@ -1033,6 +1168,7 @@
           </w:p>
         </w:tc>
         <w:tc>
+          <w:tcPr/>
           <w:p>
             <w:pPr>
               <w:pStyle w:val="Compact"/>
@@ -1046,6 +1182,7 @@
       </w:tr>
       <w:tr>
         <w:tc>
+          <w:tcPr/>
           <w:p>
             <w:pPr>
               <w:pStyle w:val="Compact"/>
@@ -1057,6 +1194,7 @@
           </w:p>
         </w:tc>
         <w:tc>
+          <w:tcPr/>
           <w:p>
             <w:pPr>
               <w:pStyle w:val="Compact"/>
@@ -1068,6 +1206,7 @@
           </w:p>
         </w:tc>
         <w:tc>
+          <w:tcPr/>
           <w:p>
             <w:pPr>
               <w:pStyle w:val="Compact"/>
@@ -1079,6 +1218,7 @@
           </w:p>
         </w:tc>
         <w:tc>
+          <w:tcPr/>
           <w:p>
             <w:pPr>
               <w:pStyle w:val="Compact"/>
@@ -1092,6 +1232,7 @@
       </w:tr>
       <w:tr>
         <w:tc>
+          <w:tcPr/>
           <w:p>
             <w:pPr>
               <w:pStyle w:val="Compact"/>
@@ -1103,17 +1244,33 @@
           </w:p>
         </w:tc>
         <w:tc>
-          <w:p/>
-        </w:tc>
-        <w:tc>
-          <w:p/>
-        </w:tc>
-        <w:tc>
-          <w:p/>
-        </w:tc>
-      </w:tr>
-      <w:tr>
-        <w:tc>
+          <w:tcPr/>
+          <w:p>
+            <w:pPr>
+              <w:pStyle w:val="Compact"/>
+            </w:pPr>
+          </w:p>
+        </w:tc>
+        <w:tc>
+          <w:tcPr/>
+          <w:p>
+            <w:pPr>
+              <w:pStyle w:val="Compact"/>
+            </w:pPr>
+          </w:p>
+        </w:tc>
+        <w:tc>
+          <w:tcPr/>
+          <w:p>
+            <w:pPr>
+              <w:pStyle w:val="Compact"/>
+            </w:pPr>
+          </w:p>
+        </w:tc>
+      </w:tr>
+      <w:tr>
+        <w:tc>
+          <w:tcPr/>
           <w:p>
             <w:pPr>
               <w:pStyle w:val="Compact"/>
@@ -1125,6 +1282,7 @@
           </w:p>
         </w:tc>
         <w:tc>
+          <w:tcPr/>
           <w:p>
             <w:pPr>
               <w:pStyle w:val="Compact"/>
@@ -1136,6 +1294,7 @@
           </w:p>
         </w:tc>
         <w:tc>
+          <w:tcPr/>
           <w:p>
             <w:pPr>
               <w:pStyle w:val="Compact"/>
@@ -1147,6 +1306,7 @@
           </w:p>
         </w:tc>
         <w:tc>
+          <w:tcPr/>
           <w:p>
             <w:pPr>
               <w:pStyle w:val="Compact"/>
@@ -1160,6 +1320,7 @@
       </w:tr>
       <w:tr>
         <w:tc>
+          <w:tcPr/>
           <w:p>
             <w:pPr>
               <w:pStyle w:val="Compact"/>
@@ -1171,6 +1332,7 @@
           </w:p>
         </w:tc>
         <w:tc>
+          <w:tcPr/>
           <w:p>
             <w:pPr>
               <w:pStyle w:val="Compact"/>
@@ -1182,6 +1344,7 @@
           </w:p>
         </w:tc>
         <w:tc>
+          <w:tcPr/>
           <w:p>
             <w:pPr>
               <w:pStyle w:val="Compact"/>
@@ -1193,6 +1356,7 @@
           </w:p>
         </w:tc>
         <w:tc>
+          <w:tcPr/>
           <w:p>
             <w:pPr>
               <w:pStyle w:val="Compact"/>
@@ -1206,6 +1370,7 @@
       </w:tr>
       <w:tr>
         <w:tc>
+          <w:tcPr/>
           <w:p>
             <w:pPr>
               <w:pStyle w:val="Compact"/>
@@ -1217,17 +1382,33 @@
           </w:p>
         </w:tc>
         <w:tc>
-          <w:p/>
-        </w:tc>
-        <w:tc>
-          <w:p/>
-        </w:tc>
-        <w:tc>
-          <w:p/>
-        </w:tc>
-      </w:tr>
-      <w:tr>
-        <w:tc>
+          <w:tcPr/>
+          <w:p>
+            <w:pPr>
+              <w:pStyle w:val="Compact"/>
+            </w:pPr>
+          </w:p>
+        </w:tc>
+        <w:tc>
+          <w:tcPr/>
+          <w:p>
+            <w:pPr>
+              <w:pStyle w:val="Compact"/>
+            </w:pPr>
+          </w:p>
+        </w:tc>
+        <w:tc>
+          <w:tcPr/>
+          <w:p>
+            <w:pPr>
+              <w:pStyle w:val="Compact"/>
+            </w:pPr>
+          </w:p>
+        </w:tc>
+      </w:tr>
+      <w:tr>
+        <w:tc>
+          <w:tcPr/>
           <w:p>
             <w:pPr>
               <w:pStyle w:val="Compact"/>
@@ -1239,6 +1420,7 @@
           </w:p>
         </w:tc>
         <w:tc>
+          <w:tcPr/>
           <w:p>
             <w:pPr>
               <w:pStyle w:val="Compact"/>
@@ -1250,6 +1432,7 @@
           </w:p>
         </w:tc>
         <w:tc>
+          <w:tcPr/>
           <w:p>
             <w:pPr>
               <w:pStyle w:val="Compact"/>
@@ -1261,6 +1444,7 @@
           </w:p>
         </w:tc>
         <w:tc>
+          <w:tcPr/>
           <w:p>
             <w:pPr>
               <w:pStyle w:val="Compact"/>
@@ -1274,6 +1458,7 @@
       </w:tr>
       <w:tr>
         <w:tc>
+          <w:tcPr/>
           <w:p>
             <w:pPr>
               <w:pStyle w:val="Compact"/>
@@ -1285,6 +1470,7 @@
           </w:p>
         </w:tc>
         <w:tc>
+          <w:tcPr/>
           <w:p>
             <w:pPr>
               <w:pStyle w:val="Compact"/>
@@ -1296,6 +1482,7 @@
           </w:p>
         </w:tc>
         <w:tc>
+          <w:tcPr/>
           <w:p>
             <w:pPr>
               <w:pStyle w:val="Compact"/>
@@ -1307,6 +1494,7 @@
           </w:p>
         </w:tc>
         <w:tc>
+          <w:tcPr/>
           <w:p>
             <w:pPr>
               <w:pStyle w:val="Compact"/>
@@ -1320,6 +1508,7 @@
       </w:tr>
       <w:tr>
         <w:tc>
+          <w:tcPr/>
           <w:p>
             <w:pPr>
               <w:pStyle w:val="Compact"/>
@@ -1331,6 +1520,7 @@
           </w:p>
         </w:tc>
         <w:tc>
+          <w:tcPr/>
           <w:p>
             <w:pPr>
               <w:pStyle w:val="Compact"/>
@@ -1342,6 +1532,7 @@
           </w:p>
         </w:tc>
         <w:tc>
+          <w:tcPr/>
           <w:p>
             <w:pPr>
               <w:pStyle w:val="Compact"/>
@@ -1353,6 +1544,7 @@
           </w:p>
         </w:tc>
         <w:tc>
+          <w:tcPr/>
           <w:p>
             <w:pPr>
               <w:pStyle w:val="Compact"/>
@@ -1366,6 +1558,7 @@
       </w:tr>
       <w:tr>
         <w:tc>
+          <w:tcPr/>
           <w:p>
             <w:pPr>
               <w:pStyle w:val="Compact"/>
@@ -1377,17 +1570,33 @@
           </w:p>
         </w:tc>
         <w:tc>
-          <w:p/>
-        </w:tc>
-        <w:tc>
-          <w:p/>
-        </w:tc>
-        <w:tc>
-          <w:p/>
-        </w:tc>
-      </w:tr>
-      <w:tr>
-        <w:tc>
+          <w:tcPr/>
+          <w:p>
+            <w:pPr>
+              <w:pStyle w:val="Compact"/>
+            </w:pPr>
+          </w:p>
+        </w:tc>
+        <w:tc>
+          <w:tcPr/>
+          <w:p>
+            <w:pPr>
+              <w:pStyle w:val="Compact"/>
+            </w:pPr>
+          </w:p>
+        </w:tc>
+        <w:tc>
+          <w:tcPr/>
+          <w:p>
+            <w:pPr>
+              <w:pStyle w:val="Compact"/>
+            </w:pPr>
+          </w:p>
+        </w:tc>
+      </w:tr>
+      <w:tr>
+        <w:tc>
+          <w:tcPr/>
           <w:p>
             <w:pPr>
               <w:pStyle w:val="Compact"/>
@@ -1399,6 +1608,7 @@
           </w:p>
         </w:tc>
         <w:tc>
+          <w:tcPr/>
           <w:p>
             <w:pPr>
               <w:pStyle w:val="Compact"/>
@@ -1410,6 +1620,7 @@
           </w:p>
         </w:tc>
         <w:tc>
+          <w:tcPr/>
           <w:p>
             <w:pPr>
               <w:pStyle w:val="Compact"/>
@@ -1421,6 +1632,7 @@
           </w:p>
         </w:tc>
         <w:tc>
+          <w:tcPr/>
           <w:p>
             <w:pPr>
               <w:pStyle w:val="Compact"/>
@@ -1434,6 +1646,7 @@
       </w:tr>
       <w:tr>
         <w:tc>
+          <w:tcPr/>
           <w:p>
             <w:pPr>
               <w:pStyle w:val="Compact"/>
@@ -1445,6 +1658,7 @@
           </w:p>
         </w:tc>
         <w:tc>
+          <w:tcPr/>
           <w:p>
             <w:pPr>
               <w:pStyle w:val="Compact"/>
@@ -1456,6 +1670,7 @@
           </w:p>
         </w:tc>
         <w:tc>
+          <w:tcPr/>
           <w:p>
             <w:pPr>
               <w:pStyle w:val="Compact"/>
@@ -1467,6 +1682,7 @@
           </w:p>
         </w:tc>
         <w:tc>
+          <w:tcPr/>
           <w:p>
             <w:pPr>
               <w:pStyle w:val="Compact"/>
@@ -1480,6 +1696,7 @@
       </w:tr>
       <w:tr>
         <w:tc>
+          <w:tcPr/>
           <w:p>
             <w:pPr>
               <w:pStyle w:val="Compact"/>
@@ -1491,6 +1708,7 @@
           </w:p>
         </w:tc>
         <w:tc>
+          <w:tcPr/>
           <w:p>
             <w:pPr>
               <w:pStyle w:val="Compact"/>
@@ -1502,6 +1720,7 @@
           </w:p>
         </w:tc>
         <w:tc>
+          <w:tcPr/>
           <w:p>
             <w:pPr>
               <w:pStyle w:val="Compact"/>
@@ -1513,6 +1732,7 @@
           </w:p>
         </w:tc>
         <w:tc>
+          <w:tcPr/>
           <w:p>
             <w:pPr>
               <w:pStyle w:val="Compact"/>
@@ -1526,6 +1746,7 @@
       </w:tr>
       <w:tr>
         <w:tc>
+          <w:tcPr/>
           <w:p>
             <w:pPr>
               <w:pStyle w:val="Compact"/>
@@ -1537,6 +1758,7 @@
           </w:p>
         </w:tc>
         <w:tc>
+          <w:tcPr/>
           <w:p>
             <w:pPr>
               <w:pStyle w:val="Compact"/>
@@ -1548,6 +1770,7 @@
           </w:p>
         </w:tc>
         <w:tc>
+          <w:tcPr/>
           <w:p>
             <w:pPr>
               <w:pStyle w:val="Compact"/>
@@ -1559,6 +1782,7 @@
           </w:p>
         </w:tc>
         <w:tc>
+          <w:tcPr/>
           <w:p>
             <w:pPr>
               <w:pStyle w:val="Compact"/>
@@ -1572,6 +1796,7 @@
       </w:tr>
       <w:tr>
         <w:tc>
+          <w:tcPr/>
           <w:p>
             <w:pPr>
               <w:pStyle w:val="Compact"/>
@@ -1583,6 +1808,7 @@
           </w:p>
         </w:tc>
         <w:tc>
+          <w:tcPr/>
           <w:p>
             <w:pPr>
               <w:pStyle w:val="Compact"/>
@@ -1594,6 +1820,7 @@
           </w:p>
         </w:tc>
         <w:tc>
+          <w:tcPr/>
           <w:p>
             <w:pPr>
               <w:pStyle w:val="Compact"/>
@@ -1605,6 +1832,7 @@
           </w:p>
         </w:tc>
         <w:tc>
+          <w:tcPr/>
           <w:p>
             <w:pPr>
               <w:pStyle w:val="Compact"/>
@@ -1618,6 +1846,7 @@
       </w:tr>
       <w:tr>
         <w:tc>
+          <w:tcPr/>
           <w:p>
             <w:pPr>
               <w:pStyle w:val="Compact"/>
@@ -1629,6 +1858,7 @@
           </w:p>
         </w:tc>
         <w:tc>
+          <w:tcPr/>
           <w:p>
             <w:pPr>
               <w:pStyle w:val="Compact"/>
@@ -1640,6 +1870,7 @@
           </w:p>
         </w:tc>
         <w:tc>
+          <w:tcPr/>
           <w:p>
             <w:pPr>
               <w:pStyle w:val="Compact"/>
@@ -1651,6 +1882,7 @@
           </w:p>
         </w:tc>
         <w:tc>
+          <w:tcPr/>
           <w:p>
             <w:pPr>
               <w:pStyle w:val="Compact"/>
@@ -1664,6 +1896,7 @@
       </w:tr>
       <w:tr>
         <w:tc>
+          <w:tcPr/>
           <w:p>
             <w:pPr>
               <w:pStyle w:val="Compact"/>
@@ -1675,6 +1908,7 @@
           </w:p>
         </w:tc>
         <w:tc>
+          <w:tcPr/>
           <w:p>
             <w:pPr>
               <w:pStyle w:val="Compact"/>
@@ -1686,6 +1920,7 @@
           </w:p>
         </w:tc>
         <w:tc>
+          <w:tcPr/>
           <w:p>
             <w:pPr>
               <w:pStyle w:val="Compact"/>
@@ -1697,6 +1932,7 @@
           </w:p>
         </w:tc>
         <w:tc>
+          <w:tcPr/>
           <w:p>
             <w:pPr>
               <w:pStyle w:val="Compact"/>
@@ -1929,14 +2165,14 @@
     </w:lvl>
   </w:abstractNum>
   <w:abstractNum w:abstractNumId="990">
-    <w:nsid w:val="2c1ae401"/>
+    <w:nsid w:val="0000A990"/>
     <w:multiLevelType w:val="multilevel"/>
     <w:lvl w:ilvl="0">
       <w:numFmt w:val="bullet"/>
       <w:lvlText w:val=" "/>
       <w:lvlJc w:val="left"/>
       <w:pPr>
-        <w:ind w:left="720" w:hanging="480"/>
+        <w:ind w:left="720" w:hanging="360"/>
       </w:pPr>
     </w:lvl>
     <w:lvl w:ilvl="1">
@@ -1944,7 +2180,7 @@
       <w:lvlText w:val=" "/>
       <w:lvlJc w:val="left"/>
       <w:pPr>
-        <w:ind w:left="1440" w:hanging="480"/>
+        <w:ind w:left="1440" w:hanging="360"/>
       </w:pPr>
     </w:lvl>
     <w:lvl w:ilvl="2">
@@ -1952,7 +2188,7 @@
       <w:lvlText w:val=" "/>
       <w:lvlJc w:val="left"/>
       <w:pPr>
-        <w:ind w:left="2160" w:hanging="480"/>
+        <w:ind w:left="2160" w:hanging="360"/>
       </w:pPr>
     </w:lvl>
     <w:lvl w:ilvl="3">
@@ -1960,7 +2196,7 @@
       <w:lvlText w:val=" "/>
       <w:lvlJc w:val="left"/>
       <w:pPr>
-        <w:ind w:left="2880" w:hanging="480"/>
+        <w:ind w:left="2880" w:hanging="360"/>
       </w:pPr>
     </w:lvl>
     <w:lvl w:ilvl="4">
@@ -1968,7 +2204,7 @@
       <w:lvlText w:val=" "/>
       <w:lvlJc w:val="left"/>
       <w:pPr>
-        <w:ind w:left="3600" w:hanging="480"/>
+        <w:ind w:left="3600" w:hanging="360"/>
       </w:pPr>
     </w:lvl>
     <w:lvl w:ilvl="5">
@@ -1976,7 +2212,7 @@
       <w:lvlText w:val=" "/>
       <w:lvlJc w:val="left"/>
       <w:pPr>
-        <w:ind w:left="4320" w:hanging="480"/>
+        <w:ind w:left="4320" w:hanging="360"/>
       </w:pPr>
     </w:lvl>
     <w:lvl w:ilvl="6">
@@ -1984,7 +2220,7 @@
       <w:lvlText w:val=" "/>
       <w:lvlJc w:val="left"/>
       <w:pPr>
-        <w:ind w:left="5040" w:hanging="480"/>
+        <w:ind w:left="5040" w:hanging="360"/>
       </w:pPr>
     </w:lvl>
     <w:lvl w:ilvl="7">
@@ -1992,7 +2228,7 @@
       <w:lvlText w:val=" "/>
       <w:lvlJc w:val="left"/>
       <w:pPr>
-        <w:ind w:left="5760" w:hanging="480"/>
+        <w:ind w:left="5760" w:hanging="360"/>
       </w:pPr>
     </w:lvl>
     <w:lvl w:ilvl="8">
@@ -2000,7 +2236,7 @@
       <w:lvlText w:val=" "/>
       <w:lvlJc w:val="left"/>
       <w:pPr>
-        <w:ind w:left="6480" w:hanging="480"/>
+        <w:ind w:left="6480" w:hanging="360"/>
       </w:pPr>
     </w:lvl>
   </w:abstractNum>
@@ -2751,8 +2987,8 @@
     <w:name w:val="KeywordTok"/>
     <w:basedOn w:val="VerbatimChar"/>
     <w:rPr>
+      <w:b/>
       <w:color w:val="007020"/>
-      <w:b/>
     </w:rPr>
   </w:style>
   <w:style w:type="character" w:customStyle="1" w:styleId="DataTypeTok">
@@ -2828,40 +3064,43 @@
   <w:style w:type="character" w:customStyle="1" w:styleId="ImportTok">
     <w:name w:val="ImportTok"/>
     <w:basedOn w:val="VerbatimChar"/>
-    <w:rPr/>
+    <w:rPr>
+      <w:b/>
+      <w:color w:val="008000"/>
+    </w:rPr>
   </w:style>
   <w:style w:type="character" w:customStyle="1" w:styleId="CommentTok">
     <w:name w:val="CommentTok"/>
     <w:basedOn w:val="VerbatimChar"/>
     <w:rPr>
+      <w:i/>
       <w:color w:val="60a0b0"/>
-      <w:i/>
     </w:rPr>
   </w:style>
   <w:style w:type="character" w:customStyle="1" w:styleId="DocumentationTok">
     <w:name w:val="DocumentationTok"/>
     <w:basedOn w:val="VerbatimChar"/>
     <w:rPr>
+      <w:i/>
       <w:color w:val="ba2121"/>
-      <w:i/>
     </w:rPr>
   </w:style>
   <w:style w:type="character" w:customStyle="1" w:styleId="AnnotationTok">
     <w:name w:val="AnnotationTok"/>
     <w:basedOn w:val="VerbatimChar"/>
     <w:rPr>
-      <w:color w:val="60a0b0"/>
       <w:b/>
       <w:i/>
+      <w:color w:val="60a0b0"/>
     </w:rPr>
   </w:style>
   <w:style w:type="character" w:customStyle="1" w:styleId="CommentVarTok">
     <w:name w:val="CommentVarTok"/>
     <w:basedOn w:val="VerbatimChar"/>
     <w:rPr>
-      <w:color w:val="60a0b0"/>
       <w:b/>
       <w:i/>
+      <w:color w:val="60a0b0"/>
     </w:rPr>
   </w:style>
   <w:style w:type="character" w:customStyle="1" w:styleId="OtherTok">
@@ -2889,8 +3128,8 @@
     <w:name w:val="ControlFlowTok"/>
     <w:basedOn w:val="VerbatimChar"/>
     <w:rPr>
+      <w:b/>
       <w:color w:val="007020"/>
-      <w:b/>
     </w:rPr>
   </w:style>
   <w:style w:type="character" w:customStyle="1" w:styleId="OperatorTok">
@@ -2903,7 +3142,9 @@
   <w:style w:type="character" w:customStyle="1" w:styleId="BuiltInTok">
     <w:name w:val="BuiltInTok"/>
     <w:basedOn w:val="VerbatimChar"/>
-    <w:rPr/>
+    <w:rPr>
+      <w:color w:val="008000"/>
+    </w:rPr>
   </w:style>
   <w:style w:type="character" w:customStyle="1" w:styleId="ExtensionTok">
     <w:name w:val="ExtensionTok"/>
@@ -2933,34 +3174,34 @@
     <w:name w:val="InformationTok"/>
     <w:basedOn w:val="VerbatimChar"/>
     <w:rPr>
-      <w:color w:val="60a0b0"/>
       <w:b/>
       <w:i/>
+      <w:color w:val="60a0b0"/>
     </w:rPr>
   </w:style>
   <w:style w:type="character" w:customStyle="1" w:styleId="WarningTok">
     <w:name w:val="WarningTok"/>
     <w:basedOn w:val="VerbatimChar"/>
     <w:rPr>
-      <w:color w:val="60a0b0"/>
       <w:b/>
       <w:i/>
+      <w:color w:val="60a0b0"/>
     </w:rPr>
   </w:style>
   <w:style w:type="character" w:customStyle="1" w:styleId="AlertTok">
     <w:name w:val="AlertTok"/>
     <w:basedOn w:val="VerbatimChar"/>
     <w:rPr>
+      <w:b/>
       <w:color w:val="ff0000"/>
-      <w:b/>
     </w:rPr>
   </w:style>
   <w:style w:type="character" w:customStyle="1" w:styleId="ErrorTok">
     <w:name w:val="ErrorTok"/>
     <w:basedOn w:val="VerbatimChar"/>
     <w:rPr>
+      <w:b/>
       <w:color w:val="ff0000"/>
-      <w:b/>
     </w:rPr>
   </w:style>
   <w:style w:type="character" w:customStyle="1" w:styleId="NormalTok">
